--- a/05_系统安装程序/系统安装程序.docx
+++ b/05_系统安装程序/系统安装程序.docx
@@ -69,7 +69,6 @@
         </w:sectPr>
       </w:pPr>
     </w:p>
-    <w:p/>
     <w:p>
       <w:pPr>
         <w:spacing w:before="0" w:after="0" w:line="600" w:lineRule="exact"/>
@@ -85,7 +84,6 @@
         <w:t>1. 安装环境要求</w:t>
       </w:r>
     </w:p>
-    <w:p/>
     <w:p>
       <w:pPr>
         <w:spacing w:before="0" w:after="0" w:line="600" w:lineRule="exact"/>
@@ -101,7 +99,6 @@
         <w:t>1.1 服务器清单</w:t>
       </w:r>
     </w:p>
-    <w:p/>
     <w:tbl>
       <w:tblPr>
         <w:tblW w:type="auto" w:w="0"/>
@@ -936,8 +933,6 @@
         </w:tc>
       </w:tr>
     </w:tbl>
-    <w:p/>
-    <w:p/>
     <w:p>
       <w:pPr>
         <w:spacing w:before="0" w:after="0" w:line="600" w:lineRule="exact"/>
@@ -953,7 +948,6 @@
         <w:t>1.2 软件依赖</w:t>
       </w:r>
     </w:p>
-    <w:p/>
     <w:tbl>
       <w:tblPr>
         <w:tblW w:type="auto" w:w="0"/>
@@ -1445,8 +1439,6 @@
         </w:tc>
       </w:tr>
     </w:tbl>
-    <w:p/>
-    <w:p/>
     <w:p>
       <w:pPr>
         <w:spacing w:before="0" w:after="0" w:line="600" w:lineRule="exact"/>
@@ -1462,7 +1454,6 @@
         <w:t>1.3 网络要求</w:t>
       </w:r>
     </w:p>
-    <w:p/>
     <w:tbl>
       <w:tblPr>
         <w:tblW w:type="auto" w:w="0"/>
@@ -1836,10 +1827,6 @@
         </w:tc>
       </w:tr>
     </w:tbl>
-    <w:p/>
-    <w:p/>
-    <w:p/>
-    <w:p/>
     <w:p>
       <w:pPr>
         <w:spacing w:before="0" w:after="0" w:line="600" w:lineRule="exact"/>
@@ -1855,7 +1842,6 @@
         <w:t>2. Apache Doris 安装</w:t>
       </w:r>
     </w:p>
-    <w:p/>
     <w:p>
       <w:pPr>
         <w:spacing w:before="0" w:after="0" w:line="600" w:lineRule="exact"/>
@@ -1871,7 +1857,6 @@
         <w:t>2.1 安装步骤</w:t>
       </w:r>
     </w:p>
-    <w:p/>
     <w:p>
       <w:pPr>
         <w:spacing w:before="0" w:after="0" w:line="600" w:lineRule="exact"/>
@@ -1887,7 +1872,6 @@
         <w:t>1. 下载 Doris 安装包，解压到指定目录（如 /opt/doris）</w:t>
       </w:r>
     </w:p>
-    <w:p/>
     <w:p>
       <w:pPr>
         <w:spacing w:before="0" w:after="0" w:line="600" w:lineRule="exact"/>
@@ -1903,7 +1887,6 @@
         <w:t>2. 配置 FE — 编辑 fe/conf/fe.conf：</w:t>
       </w:r>
     </w:p>
-    <w:p/>
     <w:p>
       <w:pPr>
         <w:spacing w:before="0" w:after="0" w:line="600" w:lineRule="exact"/>
@@ -1924,7 +1907,6 @@
         <w:br/>
       </w:r>
     </w:p>
-    <w:p/>
     <w:p>
       <w:pPr>
         <w:spacing w:before="0" w:after="0" w:line="600" w:lineRule="exact"/>
@@ -1940,7 +1922,6 @@
         <w:t>3. 启动 FE：</w:t>
       </w:r>
     </w:p>
-    <w:p/>
     <w:p>
       <w:pPr>
         <w:spacing w:before="0" w:after="0" w:line="600" w:lineRule="exact"/>
@@ -1961,7 +1942,6 @@
         <w:br/>
       </w:r>
     </w:p>
-    <w:p/>
     <w:p>
       <w:pPr>
         <w:spacing w:before="0" w:after="0" w:line="600" w:lineRule="exact"/>
@@ -1977,7 +1957,6 @@
         <w:t>4. 通过 MySQL 协议连接 FE 初始化：</w:t>
       </w:r>
     </w:p>
-    <w:p/>
     <w:p>
       <w:pPr>
         <w:spacing w:before="0" w:after="0" w:line="600" w:lineRule="exact"/>
@@ -1995,7 +1974,6 @@
         <w:br/>
       </w:r>
     </w:p>
-    <w:p/>
     <w:p>
       <w:pPr>
         <w:spacing w:before="0" w:after="0" w:line="600" w:lineRule="exact"/>
@@ -2011,7 +1989,6 @@
         <w:t>5. 添加 BE 节点：</w:t>
       </w:r>
     </w:p>
-    <w:p/>
     <w:p>
       <w:pPr>
         <w:spacing w:before="0" w:after="0" w:line="600" w:lineRule="exact"/>
@@ -2029,7 +2006,6 @@
         <w:br/>
       </w:r>
     </w:p>
-    <w:p/>
     <w:p>
       <w:pPr>
         <w:spacing w:before="0" w:after="0" w:line="600" w:lineRule="exact"/>
@@ -2045,7 +2021,6 @@
         <w:t>6. 配置 BE — 编辑 be/conf/be.conf：</w:t>
       </w:r>
     </w:p>
-    <w:p/>
     <w:p>
       <w:pPr>
         <w:spacing w:before="0" w:after="0" w:line="600" w:lineRule="exact"/>
@@ -2066,7 +2041,6 @@
         <w:br/>
       </w:r>
     </w:p>
-    <w:p/>
     <w:p>
       <w:pPr>
         <w:spacing w:before="0" w:after="0" w:line="600" w:lineRule="exact"/>
@@ -2082,7 +2056,6 @@
         <w:t>7. 启动 BE：</w:t>
       </w:r>
     </w:p>
-    <w:p/>
     <w:p>
       <w:pPr>
         <w:spacing w:before="0" w:after="0" w:line="600" w:lineRule="exact"/>
@@ -2103,7 +2076,6 @@
         <w:br/>
       </w:r>
     </w:p>
-    <w:p/>
     <w:p>
       <w:pPr>
         <w:spacing w:before="0" w:after="0" w:line="600" w:lineRule="exact"/>
@@ -2119,7 +2091,6 @@
         <w:t>2.2 初始化数据库</w:t>
       </w:r>
     </w:p>
-    <w:p/>
     <w:p>
       <w:pPr>
         <w:spacing w:before="0" w:after="0" w:line="600" w:lineRule="exact"/>
@@ -2137,7 +2108,6 @@
         <w:t>CREATE DATABASE rws_ods;</w:t>
       </w:r>
     </w:p>
-    <w:p/>
     <w:p>
       <w:pPr>
         <w:spacing w:before="0" w:after="0" w:line="600" w:lineRule="exact"/>
@@ -2157,7 +2127,6 @@
         <w:t>GRANT ALL ON rws_ods.* TO 'etl_user';</w:t>
       </w:r>
     </w:p>
-    <w:p/>
     <w:p>
       <w:pPr>
         <w:spacing w:before="0" w:after="0" w:line="600" w:lineRule="exact"/>
@@ -2173,7 +2142,6 @@
         <w:t>2.3 执行建表 DDL</w:t>
       </w:r>
     </w:p>
-    <w:p/>
     <w:p>
       <w:pPr>
         <w:spacing w:before="0" w:after="0" w:line="600" w:lineRule="exact"/>
@@ -2189,7 +2157,6 @@
         <w:t>将 ods建表语句/ 目录下所有 .sql 文件按顺序执行：</w:t>
       </w:r>
     </w:p>
-    <w:p/>
     <w:p>
       <w:pPr>
         <w:spacing w:before="0" w:after="0" w:line="600" w:lineRule="exact"/>
@@ -2209,9 +2176,6 @@
         <w:t>done</w:t>
       </w:r>
     </w:p>
-    <w:p/>
-    <w:p/>
-    <w:p/>
     <w:p>
       <w:pPr>
         <w:spacing w:before="0" w:after="0" w:line="600" w:lineRule="exact"/>
@@ -2227,7 +2191,6 @@
         <w:t>3. Apache SeaTunnel 安装</w:t>
       </w:r>
     </w:p>
-    <w:p/>
     <w:p>
       <w:pPr>
         <w:spacing w:before="0" w:after="0" w:line="600" w:lineRule="exact"/>
@@ -2243,7 +2206,6 @@
         <w:t>3.1 安装步骤</w:t>
       </w:r>
     </w:p>
-    <w:p/>
     <w:p>
       <w:pPr>
         <w:spacing w:before="0" w:after="0" w:line="600" w:lineRule="exact"/>
@@ -2259,7 +2221,6 @@
         <w:t>1. 下载 SeaTunnel，解压到 /opt/seatunnel</w:t>
       </w:r>
     </w:p>
-    <w:p/>
     <w:p>
       <w:pPr>
         <w:spacing w:before="0" w:after="0" w:line="600" w:lineRule="exact"/>
@@ -2275,7 +2236,6 @@
         <w:t>2. 配置环境变量：</w:t>
       </w:r>
     </w:p>
-    <w:p/>
     <w:p>
       <w:pPr>
         <w:spacing w:before="0" w:after="0" w:line="600" w:lineRule="exact"/>
@@ -2296,7 +2256,6 @@
         <w:br/>
       </w:r>
     </w:p>
-    <w:p/>
     <w:p>
       <w:pPr>
         <w:spacing w:before="0" w:after="0" w:line="600" w:lineRule="exact"/>
@@ -2312,7 +2271,6 @@
         <w:t>3. 放置 JDBC 驱动到 $SEATUNNEL_HOME/lib/：</w:t>
       </w:r>
     </w:p>
-    <w:p/>
     <w:p>
       <w:pPr>
         <w:spacing w:before="0" w:after="0" w:line="600" w:lineRule="exact"/>
@@ -2328,7 +2286,6 @@
         <w:t>- ojdbc8.jar — Oracle JDBC 驱动</w:t>
       </w:r>
     </w:p>
-    <w:p/>
     <w:p>
       <w:pPr>
         <w:spacing w:before="0" w:after="0" w:line="600" w:lineRule="exact"/>
@@ -2344,7 +2301,6 @@
         <w:t>- mysql-connector-java-8.x.jar — MySQL JDBC 驱动</w:t>
       </w:r>
     </w:p>
-    <w:p/>
     <w:p>
       <w:pPr>
         <w:spacing w:before="0" w:after="0" w:line="600" w:lineRule="exact"/>
@@ -2360,7 +2316,6 @@
         <w:t>4. 修改 config/seatunnel.yaml 配置 Zeta 引擎参数</w:t>
       </w:r>
     </w:p>
-    <w:p/>
     <w:p>
       <w:pPr>
         <w:spacing w:before="0" w:after="0" w:line="600" w:lineRule="exact"/>
@@ -2376,7 +2331,6 @@
         <w:t>3.2 验证安装</w:t>
       </w:r>
     </w:p>
-    <w:p/>
     <w:p>
       <w:pPr>
         <w:spacing w:before="0" w:after="0" w:line="600" w:lineRule="exact"/>
@@ -2394,7 +2348,6 @@
         <w:t>bin/seatunnel.sh --config config/test.conf</w:t>
       </w:r>
     </w:p>
-    <w:p/>
     <w:p>
       <w:pPr>
         <w:spacing w:before="0" w:after="0" w:line="600" w:lineRule="exact"/>
@@ -2410,7 +2363,6 @@
         <w:t>3.3 提交同步任务</w:t>
       </w:r>
     </w:p>
-    <w:p/>
     <w:p>
       <w:pPr>
         <w:spacing w:before="0" w:after="0" w:line="600" w:lineRule="exact"/>
@@ -2441,7 +2393,6 @@
         <w:t>bin/seatunnel.sh --config /path/to/同步脚本/05慕课/course.conf</w:t>
       </w:r>
     </w:p>
-    <w:p/>
     <w:p>
       <w:pPr>
         <w:spacing w:before="0" w:after="0" w:line="600" w:lineRule="exact"/>
@@ -2457,9 +2408,6 @@
         <w:t>批量执行（通过 DS 调度）</w:t>
       </w:r>
     </w:p>
-    <w:p/>
-    <w:p/>
-    <w:p/>
     <w:p>
       <w:pPr>
         <w:spacing w:before="0" w:after="0" w:line="600" w:lineRule="exact"/>
@@ -2475,7 +2423,6 @@
         <w:t>4. DolphinScheduler 安装</w:t>
       </w:r>
     </w:p>
-    <w:p/>
     <w:p>
       <w:pPr>
         <w:spacing w:before="0" w:after="0" w:line="600" w:lineRule="exact"/>
@@ -2491,7 +2438,6 @@
         <w:t>4.1 安装步骤</w:t>
       </w:r>
     </w:p>
-    <w:p/>
     <w:p>
       <w:pPr>
         <w:spacing w:before="0" w:after="0" w:line="600" w:lineRule="exact"/>
@@ -2507,7 +2453,6 @@
         <w:t>1. 下载 DS，解压到 /opt/dolphinscheduler</w:t>
       </w:r>
     </w:p>
-    <w:p/>
     <w:p>
       <w:pPr>
         <w:spacing w:before="0" w:after="0" w:line="600" w:lineRule="exact"/>
@@ -2523,7 +2468,6 @@
         <w:t>2. 创建元数据库：</w:t>
       </w:r>
     </w:p>
-    <w:p/>
     <w:p>
       <w:pPr>
         <w:spacing w:before="0" w:after="0" w:line="600" w:lineRule="exact"/>
@@ -2544,7 +2488,6 @@
         <w:br/>
       </w:r>
     </w:p>
-    <w:p/>
     <w:p>
       <w:pPr>
         <w:spacing w:before="0" w:after="0" w:line="600" w:lineRule="exact"/>
@@ -2560,7 +2503,6 @@
         <w:t>3. 修改配置 conf/datasource.properties：</w:t>
       </w:r>
     </w:p>
-    <w:p/>
     <w:p>
       <w:pPr>
         <w:spacing w:before="0" w:after="0" w:line="600" w:lineRule="exact"/>
@@ -2584,7 +2526,6 @@
         <w:br/>
       </w:r>
     </w:p>
-    <w:p/>
     <w:p>
       <w:pPr>
         <w:spacing w:before="0" w:after="0" w:line="600" w:lineRule="exact"/>
@@ -2600,7 +2541,6 @@
         <w:t>4. 初始化数据库：</w:t>
       </w:r>
     </w:p>
-    <w:p/>
     <w:p>
       <w:pPr>
         <w:spacing w:before="0" w:after="0" w:line="600" w:lineRule="exact"/>
@@ -2618,7 +2558,6 @@
         <w:br/>
       </w:r>
     </w:p>
-    <w:p/>
     <w:p>
       <w:pPr>
         <w:spacing w:before="0" w:after="0" w:line="600" w:lineRule="exact"/>
@@ -2634,7 +2573,6 @@
         <w:t>5. 启动服务：</w:t>
       </w:r>
     </w:p>
-    <w:p/>
     <w:p>
       <w:pPr>
         <w:spacing w:before="0" w:after="0" w:line="600" w:lineRule="exact"/>
@@ -2658,7 +2596,6 @@
         <w:br/>
       </w:r>
     </w:p>
-    <w:p/>
     <w:p>
       <w:pPr>
         <w:spacing w:before="0" w:after="0" w:line="600" w:lineRule="exact"/>
@@ -2674,7 +2611,6 @@
         <w:t>6. 访问 Web UI：http://192.168.108.142:12345/dolphinscheduler</w:t>
       </w:r>
     </w:p>
-    <w:p/>
     <w:p>
       <w:pPr>
         <w:spacing w:before="0" w:after="0" w:line="600" w:lineRule="exact"/>
@@ -2690,7 +2626,6 @@
         <w:t>- 默认账号：admin / dolphinscheduler123</w:t>
       </w:r>
     </w:p>
-    <w:p/>
     <w:p>
       <w:pPr>
         <w:spacing w:before="0" w:after="0" w:line="600" w:lineRule="exact"/>
@@ -2706,7 +2641,6 @@
         <w:t>4.2 环境配置</w:t>
       </w:r>
     </w:p>
-    <w:p/>
     <w:p>
       <w:pPr>
         <w:spacing w:before="0" w:after="0" w:line="600" w:lineRule="exact"/>
@@ -2722,7 +2656,6 @@
         <w:t>在 DS "安全中心 → 环境管理"中配置：</w:t>
       </w:r>
     </w:p>
-    <w:p/>
     <w:p>
       <w:pPr>
         <w:spacing w:before="0" w:after="0" w:line="600" w:lineRule="exact"/>
@@ -2738,7 +2671,6 @@
         <w:t>- 环境名称：production</w:t>
       </w:r>
     </w:p>
-    <w:p/>
     <w:p>
       <w:pPr>
         <w:spacing w:before="0" w:after="0" w:line="600" w:lineRule="exact"/>
@@ -2754,7 +2686,6 @@
         <w:t>- 环境变量：</w:t>
       </w:r>
     </w:p>
-    <w:p/>
     <w:p>
       <w:pPr>
         <w:spacing w:before="0" w:after="0" w:line="600" w:lineRule="exact"/>
@@ -2778,9 +2709,6 @@
         <w:br/>
       </w:r>
     </w:p>
-    <w:p/>
-    <w:p/>
-    <w:p/>
     <w:p>
       <w:pPr>
         <w:spacing w:before="0" w:after="0" w:line="600" w:lineRule="exact"/>
@@ -2796,7 +2724,6 @@
         <w:t>5. Oracle Instant Client 配置（如需 sqlplus）</w:t>
       </w:r>
     </w:p>
-    <w:p/>
     <w:p>
       <w:pPr>
         <w:spacing w:before="0" w:after="0" w:line="600" w:lineRule="exact"/>
@@ -2812,7 +2739,6 @@
         <w:t>5.1 安装</w:t>
       </w:r>
     </w:p>
-    <w:p/>
     <w:p>
       <w:pPr>
         <w:spacing w:before="0" w:after="0" w:line="600" w:lineRule="exact"/>
@@ -2845,7 +2771,6 @@
         <w:t>unzip instantclient-sqlplus-linux.x64-19.x.zip -d /opt/oracle</w:t>
       </w:r>
     </w:p>
-    <w:p/>
     <w:p>
       <w:pPr>
         <w:spacing w:before="0" w:after="0" w:line="600" w:lineRule="exact"/>
@@ -2863,7 +2788,6 @@
         <w:t>export PATH=/opt/oracle/instantclient_19_x:$PATH</w:t>
       </w:r>
     </w:p>
-    <w:p/>
     <w:p>
       <w:pPr>
         <w:spacing w:before="0" w:after="0" w:line="600" w:lineRule="exact"/>
@@ -2879,7 +2803,6 @@
         <w:t>5.2 测试连接</w:t>
       </w:r>
     </w:p>
-    <w:p/>
     <w:p>
       <w:pPr>
         <w:spacing w:before="0" w:after="0" w:line="600" w:lineRule="exact"/>
@@ -2895,9 +2818,6 @@
         <w:t>sqlplus openCourse_read/'Pmph_2025_read!'@192.168.0.164:1521/orcl</w:t>
       </w:r>
     </w:p>
-    <w:p/>
-    <w:p/>
-    <w:p/>
     <w:p>
       <w:pPr>
         <w:spacing w:before="0" w:after="0" w:line="600" w:lineRule="exact"/>
@@ -2913,7 +2833,6 @@
         <w:t>6. 部署验证清单</w:t>
       </w:r>
     </w:p>
-    <w:p/>
     <w:tbl>
       <w:tblPr>
         <w:tblW w:type="auto" w:w="0"/>
@@ -3073,7 +2992,6 @@
           <w:tcPr>
             <w:tcW w:type="dxa" w:w="2075"/>
           </w:tcPr>
-          <w:p/>
         </w:tc>
       </w:tr>
       <w:tr>
@@ -3138,7 +3056,6 @@
           <w:tcPr>
             <w:tcW w:type="dxa" w:w="2075"/>
           </w:tcPr>
-          <w:p/>
         </w:tc>
       </w:tr>
       <w:tr>
@@ -3203,7 +3120,6 @@
           <w:tcPr>
             <w:tcW w:type="dxa" w:w="2075"/>
           </w:tcPr>
-          <w:p/>
         </w:tc>
       </w:tr>
       <w:tr>
@@ -3268,7 +3184,6 @@
           <w:tcPr>
             <w:tcW w:type="dxa" w:w="2075"/>
           </w:tcPr>
-          <w:p/>
         </w:tc>
       </w:tr>
       <w:tr>
@@ -3333,7 +3248,6 @@
           <w:tcPr>
             <w:tcW w:type="dxa" w:w="2075"/>
           </w:tcPr>
-          <w:p/>
         </w:tc>
       </w:tr>
       <w:tr>
@@ -3398,7 +3312,6 @@
           <w:tcPr>
             <w:tcW w:type="dxa" w:w="2075"/>
           </w:tcPr>
-          <w:p/>
         </w:tc>
       </w:tr>
       <w:tr>
@@ -3463,7 +3376,6 @@
           <w:tcPr>
             <w:tcW w:type="dxa" w:w="2075"/>
           </w:tcPr>
-          <w:p/>
         </w:tc>
       </w:tr>
       <w:tr>
@@ -3528,14 +3440,9 @@
           <w:tcPr>
             <w:tcW w:type="dxa" w:w="2075"/>
           </w:tcPr>
-          <w:p/>
         </w:tc>
       </w:tr>
     </w:tbl>
-    <w:p/>
-    <w:p/>
-    <w:p/>
-    <w:p/>
     <w:p>
       <w:pPr>
         <w:spacing w:before="0" w:after="0" w:line="600" w:lineRule="exact"/>
@@ -3551,7 +3458,6 @@
         <w:t>7. 变更记录</w:t>
       </w:r>
     </w:p>
-    <w:p/>
     <w:tbl>
       <w:tblPr>
         <w:tblW w:type="auto" w:w="0"/>
@@ -3728,7 +3634,6 @@
         </w:tc>
       </w:tr>
     </w:tbl>
-    <w:p/>
     <w:sectPr>
       <w:pgSz w:w="11906" w:h="16838"/>
       <w:pgMar w:top="1440" w:right="1803" w:bottom="1440" w:left="1803" w:header="720" w:footer="720" w:gutter="0"/>
